--- a/невирусбаблес/23НФПО Кириллов, Веденяпин, Мосман/ПМ/Практическая работа №8 Кириллов Веденяпин.docx
+++ b/невирусбаблес/23НФПО Кириллов, Веденяпин, Мосман/ПМ/Практическая работа №8 Кириллов Веденяпин.docx
@@ -368,29 +368,7 @@
                 <w:sz w:val="24"/>
                 <w:szCs w:val="24"/>
               </w:rPr>
-              <w:t>(</w:t>
-            </w:r>
-            <w:proofErr w:type="spellStart"/>
-            <w:r>
-              <w:rPr>
-                <w:rFonts w:ascii="Times New Roman" w:eastAsia="Times New Roman" w:hAnsi="Times New Roman" w:cs="Times New Roman"/>
-                <w:b/>
-                <w:color w:val="000000"/>
-                <w:sz w:val="24"/>
-                <w:szCs w:val="24"/>
-              </w:rPr>
-              <w:t>НлФ</w:t>
-            </w:r>
-            <w:proofErr w:type="spellEnd"/>
-            <w:r>
-              <w:rPr>
-                <w:rFonts w:ascii="Times New Roman" w:eastAsia="Times New Roman" w:hAnsi="Times New Roman" w:cs="Times New Roman"/>
-                <w:b/>
-                <w:color w:val="000000"/>
-                <w:sz w:val="24"/>
-                <w:szCs w:val="24"/>
-              </w:rPr>
-              <w:t xml:space="preserve"> ФГБОУ ВО «ПГУ»)</w:t>
+              <w:t>(НлФ ФГБОУ ВО «ПГУ»)</w:t>
             </w:r>
           </w:p>
         </w:tc>
@@ -747,27 +725,7 @@
               <w:sz w:val="32"/>
               <w:szCs w:val="32"/>
             </w:rPr>
-            <w:t>Разработка, тестирование и документирование оконного приложения на C# (Windows </w:t>
-          </w:r>
-          <w:proofErr w:type="spellStart"/>
-          <w:r>
-            <w:rPr>
-              <w:rFonts w:ascii="Times New Roman" w:hAnsi="Times New Roman" w:cs="Times New Roman"/>
-              <w:color w:val="000000"/>
-              <w:sz w:val="32"/>
-              <w:szCs w:val="32"/>
-            </w:rPr>
-            <w:t>Forms</w:t>
-          </w:r>
-          <w:proofErr w:type="spellEnd"/>
-          <w:r>
-            <w:rPr>
-              <w:rFonts w:ascii="Times New Roman" w:hAnsi="Times New Roman" w:cs="Times New Roman"/>
-              <w:color w:val="000000"/>
-              <w:sz w:val="32"/>
-              <w:szCs w:val="32"/>
-            </w:rPr>
-            <w:t>)</w:t>
+            <w:t>Разработка, тестирование и документирование оконного приложения на C# (Windows Forms)</w:t>
           </w:r>
         </w:sdtContent>
       </w:sdt>
@@ -1006,7 +964,6 @@
               <w:lang w:eastAsia="ru-RU"/>
             </w:rPr>
           </w:pPr>
-          <w:proofErr w:type="spellStart"/>
           <w:r>
             <w:rPr>
               <w:rFonts w:ascii="Times New Roman" w:eastAsia="Times New Roman" w:hAnsi="Times New Roman" w:cs="Times New Roman"/>
@@ -1014,17 +971,7 @@
               <w:szCs w:val="28"/>
               <w:lang w:eastAsia="ru-RU"/>
             </w:rPr>
-            <w:t>Мосман</w:t>
-          </w:r>
-          <w:proofErr w:type="spellEnd"/>
-          <w:r>
-            <w:rPr>
-              <w:rFonts w:ascii="Times New Roman" w:eastAsia="Times New Roman" w:hAnsi="Times New Roman" w:cs="Times New Roman"/>
-              <w:sz w:val="28"/>
-              <w:szCs w:val="28"/>
-              <w:lang w:eastAsia="ru-RU"/>
-            </w:rPr>
-            <w:t xml:space="preserve"> А.П.</w:t>
+            <w:t>Мосман А.П.</w:t>
           </w:r>
         </w:p>
       </w:sdtContent>
@@ -1310,29 +1257,7 @@
           <w:szCs w:val="28"/>
           <w:lang w:eastAsia="ru-RU"/>
         </w:rPr>
-        <w:t>ам необходимо выбрать тему приложения из предложенного списка, реализовать его на языке C# (платформа .NET, технология Windows </w:t>
-      </w:r>
-      <w:proofErr w:type="spellStart"/>
-      <w:r>
-        <w:rPr>
-          <w:rFonts w:ascii="Times New Roman" w:eastAsia="Times New Roman" w:hAnsi="Times New Roman" w:cs="Times New Roman"/>
-          <w:color w:val="000000"/>
-          <w:sz w:val="28"/>
-          <w:szCs w:val="28"/>
-          <w:lang w:eastAsia="ru-RU"/>
-        </w:rPr>
-        <w:t>Forms</w:t>
-      </w:r>
-      <w:proofErr w:type="spellEnd"/>
-      <w:r>
-        <w:rPr>
-          <w:rFonts w:ascii="Times New Roman" w:eastAsia="Times New Roman" w:hAnsi="Times New Roman" w:cs="Times New Roman"/>
-          <w:color w:val="000000"/>
-          <w:sz w:val="28"/>
-          <w:szCs w:val="28"/>
-          <w:lang w:eastAsia="ru-RU"/>
-        </w:rPr>
-        <w:t>), провести тестирование по чек-листу и составить руководство пользователя.</w:t>
+        <w:t>ам необходимо выбрать тему приложения из предложенного списка, реализовать его на языке C# (платформа .NET, технология Windows Forms), провести тестирование по чек-листу и составить руководство пользователя.</w:t>
       </w:r>
     </w:p>
     <w:p>
@@ -1442,29 +1367,7 @@
           <w:szCs w:val="28"/>
           <w:lang w:eastAsia="ru-RU"/>
         </w:rPr>
-        <w:t>Документирование: Написание руководства пользователя (User </w:t>
-      </w:r>
-      <w:proofErr w:type="spellStart"/>
-      <w:r>
-        <w:rPr>
-          <w:rFonts w:ascii="Times New Roman" w:eastAsia="Times New Roman" w:hAnsi="Times New Roman" w:cs="Times New Roman"/>
-          <w:color w:val="000000"/>
-          <w:sz w:val="28"/>
-          <w:szCs w:val="28"/>
-          <w:lang w:eastAsia="ru-RU"/>
-        </w:rPr>
-        <w:t>Manual</w:t>
-      </w:r>
-      <w:proofErr w:type="spellEnd"/>
-      <w:r>
-        <w:rPr>
-          <w:rFonts w:ascii="Times New Roman" w:eastAsia="Times New Roman" w:hAnsi="Times New Roman" w:cs="Times New Roman"/>
-          <w:color w:val="000000"/>
-          <w:sz w:val="28"/>
-          <w:szCs w:val="28"/>
-          <w:lang w:eastAsia="ru-RU"/>
-        </w:rPr>
-        <w:t>).</w:t>
+        <w:t>Документирование: Написание руководства пользователя (User Manual).</w:t>
       </w:r>
     </w:p>
     <w:p>
@@ -3069,21 +2972,7 @@
               <w:rPr>
                 <w:szCs w:val="28"/>
               </w:rPr>
-              <w:t>Картинка (</w:t>
-            </w:r>
-            <w:proofErr w:type="spellStart"/>
-            <w:r>
-              <w:rPr>
-                <w:szCs w:val="28"/>
-              </w:rPr>
-              <w:t>Swap</w:t>
-            </w:r>
-            <w:proofErr w:type="spellEnd"/>
-            <w:r>
-              <w:rPr>
-                <w:szCs w:val="28"/>
-              </w:rPr>
-              <w:t>, смена валют местами) корректно меняет валюты и пересчитывает сумму</w:t>
+              <w:t>Картинка (Swap, смена валют местами) корректно меняет валюты и пересчитывает сумму</w:t>
             </w:r>
           </w:p>
         </w:tc>
@@ -3670,6 +3559,34 @@
       </w:r>
       <w:r>
         <w:rPr>
+          <w:sz w:val="28"/>
+          <w:szCs w:val="28"/>
+        </w:rPr>
+        <w:t xml:space="preserve"> </w:t>
+      </w:r>
+      <w:hyperlink r:id="rId17" w:history="1">
+        <w:r>
+          <w:rPr>
+            <w:rStyle w:val="ac"/>
+            <w:rFonts w:ascii="Times New Roman" w:hAnsi="Times New Roman" w:cs="Times New Roman"/>
+            <w:sz w:val="28"/>
+            <w:szCs w:val="28"/>
+          </w:rPr>
+          <w:t>https://github.com/FamilyTroli/Practica/blob/main/%D0%BD%D0%B5%D0%B2%D0%B8%D1%80%D1%83%D1%81%D0%B1%D0%B0%D0%B1%D0%BB%D0%B5%D1%81/23%D0%9D%D0%A4%D0%9F%D0%9E%20%D0%9A%D0%B8%D1%80%D0%B8%D0%BB%D0%BB%D0%BE%D0%B2%2C%20%D0%92%D0%B5%D0%B4%D0%B5%D0%BD%D1%8F%D0%BF%D0%B8%D0%BD%2C%20%D0%9C%D0%BE%D1%81%D0%BC%D0%B0%D0%BD/%D0%9F%D0%9C/%D0%9F%D1%80%D0%B0%D0%BA%D1%82%D0%B8%D1%87%D0%B5%D1%81%D0%BA%D0%B0%D1%8F%20%D1%80%D0%B0%D0%B1%D0%BE%D1%82%D0%B0%20%E2%84%968%20%D0%9A%D0%B8%D1%80%D0%B8%D0%BB%D0%BB%D0%BE%D0%B2%20%D0%92%D0%B5%D</w:t>
+        </w:r>
+        <w:r>
+          <w:rPr>
+            <w:rStyle w:val="ac"/>
+            <w:rFonts w:ascii="Times New Roman" w:hAnsi="Times New Roman" w:cs="Times New Roman"/>
+            <w:sz w:val="28"/>
+            <w:szCs w:val="28"/>
+          </w:rPr>
+          <w:lastRenderedPageBreak/>
+          <w:t>0%B4%D0%B5%D0%BD%D1%8F%D0%BF%D0%B8%D0%BD.docx</w:t>
+        </w:r>
+      </w:hyperlink>
+      <w:r>
+        <w:rPr>
           <w:rFonts w:ascii="Times New Roman" w:hAnsi="Times New Roman" w:cs="Times New Roman"/>
           <w:sz w:val="28"/>
           <w:szCs w:val="28"/>
@@ -3798,50 +3715,49 @@
           <w:sz w:val="28"/>
           <w:szCs w:val="28"/>
         </w:rPr>
+        <w:t xml:space="preserve"> Мосман А.П.</w:t>
+      </w:r>
+      <w:r>
+        <w:rPr>
+          <w:rFonts w:ascii="Times New Roman" w:hAnsi="Times New Roman" w:cs="Times New Roman"/>
+          <w:sz w:val="28"/>
+          <w:szCs w:val="28"/>
+        </w:rPr>
+        <w:t>, вам отвечает человек, вы диктуете свой адрес, в течении определенного времени курьер приедет на ваш адрес и передаст вам электронный носитель с ресурсом (флешку)</w:t>
+      </w:r>
+      <w:r>
+        <w:rPr>
+          <w:rFonts w:ascii="Times New Roman" w:hAnsi="Times New Roman" w:cs="Times New Roman"/>
+          <w:sz w:val="28"/>
+          <w:szCs w:val="28"/>
+        </w:rPr>
+        <w:t xml:space="preserve"> (</w:t>
+      </w:r>
+      <w:r>
+        <w:rPr>
+          <w:rFonts w:ascii="Times New Roman" w:hAnsi="Times New Roman" w:cs="Times New Roman"/>
+          <w:sz w:val="28"/>
+          <w:szCs w:val="28"/>
+        </w:rPr>
+        <w:t xml:space="preserve">а так же в подарок идет методичка создания базы данных в </w:t>
+      </w:r>
+      <w:r>
+        <w:rPr>
+          <w:rFonts w:ascii="Times New Roman" w:hAnsi="Times New Roman" w:cs="Times New Roman"/>
+          <w:sz w:val="28"/>
+          <w:szCs w:val="28"/>
+          <w:lang w:val="en-US"/>
+        </w:rPr>
+        <w:t>MySQL</w:t>
+      </w:r>
+      <w:r>
+        <w:rPr>
+          <w:rFonts w:ascii="Times New Roman" w:hAnsi="Times New Roman" w:cs="Times New Roman"/>
+          <w:sz w:val="28"/>
+          <w:szCs w:val="28"/>
+        </w:rPr>
         <w:t xml:space="preserve"> </w:t>
       </w:r>
-      <w:proofErr w:type="spellStart"/>
-      <w:r>
-        <w:rPr>
-          <w:rFonts w:ascii="Times New Roman" w:hAnsi="Times New Roman" w:cs="Times New Roman"/>
-          <w:sz w:val="28"/>
-          <w:szCs w:val="28"/>
-        </w:rPr>
-        <w:t>Мосман</w:t>
-      </w:r>
-      <w:proofErr w:type="spellEnd"/>
-      <w:r>
-        <w:rPr>
-          <w:rFonts w:ascii="Times New Roman" w:hAnsi="Times New Roman" w:cs="Times New Roman"/>
-          <w:sz w:val="28"/>
-          <w:szCs w:val="28"/>
-        </w:rPr>
-        <w:t xml:space="preserve"> А.П.</w:t>
-      </w:r>
-      <w:r>
-        <w:rPr>
-          <w:rFonts w:ascii="Times New Roman" w:hAnsi="Times New Roman" w:cs="Times New Roman"/>
-          <w:sz w:val="28"/>
-          <w:szCs w:val="28"/>
-        </w:rPr>
-        <w:t>, вам отвечает человек, вы диктуете свой адрес, в течении определенного времени курьер приедет на ваш адрес и передаст вам электронный носитель с ресурсом (флешку)</w:t>
-      </w:r>
-      <w:r>
-        <w:rPr>
-          <w:rFonts w:ascii="Times New Roman" w:hAnsi="Times New Roman" w:cs="Times New Roman"/>
-          <w:sz w:val="28"/>
-          <w:szCs w:val="28"/>
-        </w:rPr>
-        <w:t xml:space="preserve"> (</w:t>
-      </w:r>
-      <w:r>
-        <w:rPr>
-          <w:rFonts w:ascii="Times New Roman" w:hAnsi="Times New Roman" w:cs="Times New Roman"/>
-          <w:sz w:val="28"/>
-          <w:szCs w:val="28"/>
-        </w:rPr>
-        <w:t xml:space="preserve">а так же в подарок идет методичка создания базы данных в </w:t>
-      </w:r>
       <w:r>
         <w:rPr>
           <w:rFonts w:ascii="Times New Roman" w:hAnsi="Times New Roman" w:cs="Times New Roman"/>
@@ -3849,23 +3765,6 @@
           <w:szCs w:val="28"/>
           <w:lang w:val="en-US"/>
         </w:rPr>
-        <w:t>MySQL</w:t>
-      </w:r>
-      <w:r>
-        <w:rPr>
-          <w:rFonts w:ascii="Times New Roman" w:hAnsi="Times New Roman" w:cs="Times New Roman"/>
-          <w:sz w:val="28"/>
-          <w:szCs w:val="28"/>
-        </w:rPr>
-        <w:t xml:space="preserve"> </w:t>
-      </w:r>
-      <w:r>
-        <w:rPr>
-          <w:rFonts w:ascii="Times New Roman" w:hAnsi="Times New Roman" w:cs="Times New Roman"/>
-          <w:sz w:val="28"/>
-          <w:szCs w:val="28"/>
-          <w:lang w:val="en-US"/>
-        </w:rPr>
         <w:t>Workbench</w:t>
       </w:r>
       <w:r>
@@ -3882,16 +3781,7 @@
           <w:sz w:val="28"/>
           <w:szCs w:val="28"/>
         </w:rPr>
-        <w:t xml:space="preserve">, откуда вы сможете </w:t>
-      </w:r>
-      <w:r>
-        <w:rPr>
-          <w:rFonts w:ascii="Times New Roman" w:hAnsi="Times New Roman" w:cs="Times New Roman"/>
-          <w:sz w:val="28"/>
-          <w:szCs w:val="28"/>
-        </w:rPr>
-        <w:lastRenderedPageBreak/>
-        <w:t xml:space="preserve">скачать </w:t>
+        <w:t xml:space="preserve">, откуда вы сможете скачать </w:t>
       </w:r>
       <w:r>
         <w:rPr>
@@ -4122,79 +4012,7 @@
           <w:sz w:val="28"/>
           <w:szCs w:val="28"/>
         </w:rPr>
-        <w:t>"</w:t>
-      </w:r>
-      <w:proofErr w:type="spellStart"/>
-      <w:r>
-        <w:rPr>
-          <w:rFonts w:ascii="Times New Roman" w:hAnsi="Times New Roman" w:cs="Times New Roman"/>
-          <w:sz w:val="28"/>
-          <w:szCs w:val="28"/>
-        </w:rPr>
-        <w:t>Many</w:t>
-      </w:r>
-      <w:proofErr w:type="spellEnd"/>
-      <w:r>
-        <w:rPr>
-          <w:rFonts w:ascii="Times New Roman" w:hAnsi="Times New Roman" w:cs="Times New Roman"/>
-          <w:sz w:val="28"/>
-          <w:szCs w:val="28"/>
-        </w:rPr>
-        <w:t xml:space="preserve"> </w:t>
-      </w:r>
-      <w:proofErr w:type="spellStart"/>
-      <w:r>
-        <w:rPr>
-          <w:rFonts w:ascii="Times New Roman" w:hAnsi="Times New Roman" w:cs="Times New Roman"/>
-          <w:sz w:val="28"/>
-          <w:szCs w:val="28"/>
-        </w:rPr>
-        <w:t>MOs</w:t>
-      </w:r>
-      <w:proofErr w:type="spellEnd"/>
-      <w:r>
-        <w:rPr>
-          <w:rFonts w:ascii="Times New Roman" w:hAnsi="Times New Roman" w:cs="Times New Roman"/>
-          <w:sz w:val="28"/>
-          <w:szCs w:val="28"/>
-        </w:rPr>
-        <w:t xml:space="preserve"> FINANS </w:t>
-      </w:r>
-      <w:proofErr w:type="spellStart"/>
-      <w:r>
-        <w:rPr>
-          <w:rFonts w:ascii="Times New Roman" w:hAnsi="Times New Roman" w:cs="Times New Roman"/>
-          <w:sz w:val="28"/>
-          <w:szCs w:val="28"/>
-        </w:rPr>
-        <w:t>ECHeNgE</w:t>
-      </w:r>
-      <w:proofErr w:type="spellEnd"/>
-      <w:r>
-        <w:rPr>
-          <w:rFonts w:ascii="Times New Roman" w:hAnsi="Times New Roman" w:cs="Times New Roman"/>
-          <w:sz w:val="28"/>
-          <w:szCs w:val="28"/>
-        </w:rPr>
-        <w:t xml:space="preserve"> </w:t>
-      </w:r>
-      <w:proofErr w:type="spellStart"/>
-      <w:r>
-        <w:rPr>
-          <w:rFonts w:ascii="Times New Roman" w:hAnsi="Times New Roman" w:cs="Times New Roman"/>
-          <w:sz w:val="28"/>
-          <w:szCs w:val="28"/>
-        </w:rPr>
-        <w:t>COnvERT</w:t>
-      </w:r>
-      <w:proofErr w:type="spellEnd"/>
-      <w:r>
-        <w:rPr>
-          <w:rFonts w:ascii="Times New Roman" w:hAnsi="Times New Roman" w:cs="Times New Roman"/>
-          <w:sz w:val="28"/>
-          <w:szCs w:val="28"/>
-        </w:rPr>
-        <w:t>"</w:t>
+        <w:t>"Many MOs FINANS ECHeNgE COnvERT"</w:t>
       </w:r>
       <w:r>
         <w:rPr>
@@ -4318,7 +4136,6 @@
         </w:rPr>
         <w:t>“</w:t>
       </w:r>
-      <w:proofErr w:type="spellStart"/>
       <w:r>
         <w:rPr>
           <w:rFonts w:ascii="Times New Roman" w:hAnsi="Times New Roman" w:cs="Times New Roman"/>
@@ -4328,7 +4145,6 @@
         </w:rPr>
         <w:t>mos</w:t>
       </w:r>
-      <w:proofErr w:type="spellEnd"/>
       <w:r>
         <w:rPr>
           <w:rFonts w:ascii="Times New Roman" w:hAnsi="Times New Roman" w:cs="Times New Roman"/>
@@ -4385,7 +4201,6 @@
         </w:rPr>
         <w:t>“</w:t>
       </w:r>
-      <w:proofErr w:type="spellStart"/>
       <w:r>
         <w:rPr>
           <w:rFonts w:ascii="Times New Roman" w:hAnsi="Times New Roman" w:cs="Times New Roman"/>
@@ -4394,7 +4209,6 @@
         </w:rPr>
         <w:t>Мосман</w:t>
       </w:r>
-      <w:proofErr w:type="spellEnd"/>
       <w:r>
         <w:rPr>
           <w:rFonts w:ascii="Times New Roman" w:hAnsi="Times New Roman" w:cs="Times New Roman"/>
@@ -4427,7 +4241,6 @@
         </w:rPr>
         <w:t>“</w:t>
       </w:r>
-      <w:proofErr w:type="spellStart"/>
       <w:r>
         <w:rPr>
           <w:rFonts w:ascii="Times New Roman" w:hAnsi="Times New Roman" w:cs="Times New Roman"/>
@@ -4437,7 +4250,6 @@
         </w:rPr>
         <w:t>finans</w:t>
       </w:r>
-      <w:proofErr w:type="spellEnd"/>
       <w:r>
         <w:rPr>
           <w:rFonts w:ascii="Times New Roman" w:hAnsi="Times New Roman" w:cs="Times New Roman"/>
@@ -4517,6 +4329,7 @@
           <w:sz w:val="28"/>
           <w:szCs w:val="28"/>
         </w:rPr>
+        <w:lastRenderedPageBreak/>
         <w:t xml:space="preserve">Центральная верхняя область состоит из названия программы </w:t>
       </w:r>
       <w:r>
@@ -4614,35 +4427,65 @@
           <w:sz w:val="28"/>
           <w:szCs w:val="28"/>
         </w:rPr>
+        <w:t>“1</w:t>
+      </w:r>
+      <w:r>
+        <w:rPr>
+          <w:rFonts w:ascii="Times New Roman" w:hAnsi="Times New Roman" w:cs="Times New Roman"/>
+          <w:sz w:val="28"/>
+          <w:szCs w:val="28"/>
+        </w:rPr>
+        <w:t>:</w:t>
+      </w:r>
+      <w:r>
+        <w:rPr>
+          <w:rFonts w:ascii="Times New Roman" w:hAnsi="Times New Roman" w:cs="Times New Roman"/>
+          <w:sz w:val="28"/>
+          <w:szCs w:val="28"/>
+          <w:lang w:val="en-US"/>
+        </w:rPr>
+        <w:t>n</w:t>
+      </w:r>
+      <w:r>
+        <w:rPr>
+          <w:rFonts w:ascii="Times New Roman" w:hAnsi="Times New Roman" w:cs="Times New Roman"/>
+          <w:sz w:val="28"/>
+          <w:szCs w:val="28"/>
+        </w:rPr>
+        <w:t>”</w:t>
+      </w:r>
+      <w:r>
+        <w:rPr>
+          <w:rFonts w:ascii="Times New Roman" w:hAnsi="Times New Roman" w:cs="Times New Roman"/>
+          <w:sz w:val="28"/>
+          <w:szCs w:val="28"/>
+        </w:rPr>
+        <w:t>.</w:t>
+      </w:r>
+      <w:r>
+        <w:rPr>
+          <w:rFonts w:ascii="Times New Roman" w:hAnsi="Times New Roman" w:cs="Times New Roman"/>
+          <w:sz w:val="28"/>
+          <w:szCs w:val="28"/>
+        </w:rPr>
+        <w:t xml:space="preserve"> Между панелями расположена кнопка, содержащая стрелки, направленные по горизонтали в разные стороны черного цвета на белом фоне, которая позволяет поменять валюты местами. Сверху панелей расположены надписи </w:t>
+      </w:r>
+      <w:r>
+        <w:rPr>
+          <w:rFonts w:ascii="Times New Roman" w:hAnsi="Times New Roman" w:cs="Times New Roman"/>
+          <w:sz w:val="28"/>
+          <w:szCs w:val="28"/>
+        </w:rPr>
         <w:t>“</w:t>
       </w:r>
-      <w:proofErr w:type="gramStart"/>
-      <w:r>
-        <w:rPr>
-          <w:rFonts w:ascii="Times New Roman" w:hAnsi="Times New Roman" w:cs="Times New Roman"/>
-          <w:sz w:val="28"/>
-          <w:szCs w:val="28"/>
-        </w:rPr>
-        <w:t>1</w:t>
-      </w:r>
-      <w:r>
-        <w:rPr>
-          <w:rFonts w:ascii="Times New Roman" w:hAnsi="Times New Roman" w:cs="Times New Roman"/>
-          <w:sz w:val="28"/>
-          <w:szCs w:val="28"/>
-        </w:rPr>
-        <w:t>:</w:t>
-      </w:r>
-      <w:r>
-        <w:rPr>
-          <w:rFonts w:ascii="Times New Roman" w:hAnsi="Times New Roman" w:cs="Times New Roman"/>
-          <w:sz w:val="28"/>
-          <w:szCs w:val="28"/>
-          <w:lang w:val="en-US"/>
-        </w:rPr>
-        <w:t>n</w:t>
-      </w:r>
-      <w:proofErr w:type="gramEnd"/>
+      <w:r>
+        <w:rPr>
+          <w:rFonts w:ascii="Times New Roman" w:hAnsi="Times New Roman" w:cs="Times New Roman"/>
+          <w:sz w:val="28"/>
+          <w:szCs w:val="28"/>
+        </w:rPr>
+        <w:t>У меня есть</w:t>
+      </w:r>
       <w:r>
         <w:rPr>
           <w:rFonts w:ascii="Times New Roman" w:hAnsi="Times New Roman" w:cs="Times New Roman"/>
@@ -4657,15 +4500,7 @@
           <w:sz w:val="28"/>
           <w:szCs w:val="28"/>
         </w:rPr>
-        <w:t>.</w:t>
-      </w:r>
-      <w:r>
-        <w:rPr>
-          <w:rFonts w:ascii="Times New Roman" w:hAnsi="Times New Roman" w:cs="Times New Roman"/>
-          <w:sz w:val="28"/>
-          <w:szCs w:val="28"/>
-        </w:rPr>
-        <w:t xml:space="preserve"> Между панелями расположена кнопка, содержащая стрелки, направленные по горизонтали в разные стороны черного цвета на белом фоне, которая позволяет поменять валюты местами. Сверху панелей расположены надписи </w:t>
+        <w:t xml:space="preserve"> и </w:t>
       </w:r>
       <w:r>
         <w:rPr>
@@ -4681,48 +4516,7 @@
           <w:sz w:val="28"/>
           <w:szCs w:val="28"/>
         </w:rPr>
-        <w:t>У меня есть</w:t>
-      </w:r>
-      <w:r>
-        <w:rPr>
-          <w:rFonts w:ascii="Times New Roman" w:hAnsi="Times New Roman" w:cs="Times New Roman"/>
-          <w:sz w:val="28"/>
-          <w:szCs w:val="28"/>
-        </w:rPr>
-        <w:t>”</w:t>
-      </w:r>
-      <w:r>
-        <w:rPr>
-          <w:rFonts w:ascii="Times New Roman" w:hAnsi="Times New Roman" w:cs="Times New Roman"/>
-          <w:sz w:val="28"/>
-          <w:szCs w:val="28"/>
-        </w:rPr>
-        <w:t xml:space="preserve"> и </w:t>
-      </w:r>
-      <w:r>
-        <w:rPr>
-          <w:rFonts w:ascii="Times New Roman" w:hAnsi="Times New Roman" w:cs="Times New Roman"/>
-          <w:sz w:val="28"/>
-          <w:szCs w:val="28"/>
-        </w:rPr>
-        <w:t>“</w:t>
-      </w:r>
-      <w:r>
-        <w:rPr>
-          <w:rFonts w:ascii="Times New Roman" w:hAnsi="Times New Roman" w:cs="Times New Roman"/>
-          <w:sz w:val="28"/>
-          <w:szCs w:val="28"/>
-        </w:rPr>
-        <w:t xml:space="preserve">Я </w:t>
-      </w:r>
-      <w:r>
-        <w:rPr>
-          <w:rFonts w:ascii="Times New Roman" w:hAnsi="Times New Roman" w:cs="Times New Roman"/>
-          <w:sz w:val="28"/>
-          <w:szCs w:val="28"/>
-        </w:rPr>
-        <w:lastRenderedPageBreak/>
-        <w:t>получу</w:t>
+        <w:t>Я получу</w:t>
       </w:r>
       <w:r>
         <w:rPr>
@@ -5179,7 +4973,6 @@
         </w:rPr>
         <w:t>“</w:t>
       </w:r>
-      <w:proofErr w:type="spellStart"/>
       <w:r>
         <w:rPr>
           <w:rFonts w:ascii="Times New Roman" w:hAnsi="Times New Roman" w:cs="Times New Roman"/>
@@ -5188,7 +4981,6 @@
         </w:rPr>
         <w:t>ЗолотаяСередина</w:t>
       </w:r>
-      <w:proofErr w:type="spellEnd"/>
       <w:r>
         <w:rPr>
           <w:rFonts w:ascii="Times New Roman" w:hAnsi="Times New Roman" w:cs="Times New Roman"/>
@@ -5270,7 +5062,7 @@
         </w:rPr>
         <w:t xml:space="preserve"> </w:t>
       </w:r>
-      <w:hyperlink r:id="rId17" w:history="1">
+      <w:hyperlink r:id="rId18" w:history="1">
         <w:r>
           <w:rPr>
             <w:rStyle w:val="ac"/>
@@ -5333,7 +5125,6 @@
         </w:rPr>
         <w:t xml:space="preserve">, </w:t>
       </w:r>
-      <w:proofErr w:type="spellStart"/>
       <w:r>
         <w:rPr>
           <w:rFonts w:ascii="Times New Roman" w:hAnsi="Times New Roman" w:cs="Times New Roman"/>
@@ -5343,7 +5134,6 @@
         </w:rPr>
         <w:t>mosart</w:t>
       </w:r>
-      <w:proofErr w:type="spellEnd"/>
       <w:r>
         <w:rPr>
           <w:rFonts w:ascii="Times New Roman" w:hAnsi="Times New Roman" w:cs="Times New Roman"/>
@@ -5352,7 +5142,6 @@
         </w:rPr>
         <w:t>@</w:t>
       </w:r>
-      <w:proofErr w:type="spellStart"/>
       <w:r>
         <w:rPr>
           <w:rFonts w:ascii="Times New Roman" w:hAnsi="Times New Roman" w:cs="Times New Roman"/>
@@ -5362,7 +5151,6 @@
         </w:rPr>
         <w:t>gmail</w:t>
       </w:r>
-      <w:proofErr w:type="spellEnd"/>
       <w:r>
         <w:rPr>
           <w:rFonts w:ascii="Times New Roman" w:hAnsi="Times New Roman" w:cs="Times New Roman"/>
@@ -5428,7 +5216,6 @@
         </w:rPr>
         <w:t>@</w:t>
       </w:r>
-      <w:proofErr w:type="spellStart"/>
       <w:r>
         <w:rPr>
           <w:rFonts w:ascii="Times New Roman" w:hAnsi="Times New Roman" w:cs="Times New Roman"/>
@@ -5438,7 +5225,6 @@
         </w:rPr>
         <w:t>aristotel</w:t>
       </w:r>
-      <w:proofErr w:type="spellEnd"/>
       <w:r>
         <w:rPr>
           <w:rFonts w:ascii="Times New Roman" w:hAnsi="Times New Roman" w:cs="Times New Roman"/>
@@ -5453,27 +5239,9 @@
           <w:sz w:val="28"/>
           <w:szCs w:val="28"/>
         </w:rPr>
-        <w:t xml:space="preserve"> </w:t>
-      </w:r>
-      <w:proofErr w:type="spellStart"/>
-      <w:r>
-        <w:rPr>
-          <w:rFonts w:ascii="Times New Roman" w:hAnsi="Times New Roman" w:cs="Times New Roman"/>
-          <w:sz w:val="28"/>
-          <w:szCs w:val="28"/>
-        </w:rPr>
-        <w:t>Вконтакте</w:t>
-      </w:r>
-      <w:proofErr w:type="spellEnd"/>
-      <w:r>
-        <w:rPr>
-          <w:rFonts w:ascii="Times New Roman" w:hAnsi="Times New Roman" w:cs="Times New Roman"/>
-          <w:sz w:val="28"/>
-          <w:szCs w:val="28"/>
-        </w:rPr>
-        <w:t xml:space="preserve">: </w:t>
-      </w:r>
-      <w:hyperlink r:id="rId18" w:history="1">
+        <w:t xml:space="preserve"> Вконтакте: </w:t>
+      </w:r>
+      <w:hyperlink r:id="rId19" w:history="1">
         <w:r>
           <w:rPr>
             <w:rStyle w:val="ac"/>
@@ -5500,61 +5268,7 @@
           <w:sz w:val="28"/>
           <w:szCs w:val="28"/>
         </w:rPr>
-        <w:t xml:space="preserve"> Проект был разработан </w:t>
-      </w:r>
-      <w:proofErr w:type="spellStart"/>
-      <w:r>
-        <w:rPr>
-          <w:rFonts w:ascii="Times New Roman" w:hAnsi="Times New Roman" w:cs="Times New Roman"/>
-          <w:sz w:val="28"/>
-          <w:szCs w:val="28"/>
-        </w:rPr>
-        <w:t>прогребаром</w:t>
-      </w:r>
-      <w:proofErr w:type="spellEnd"/>
-      <w:r>
-        <w:rPr>
-          <w:rFonts w:ascii="Times New Roman" w:hAnsi="Times New Roman" w:cs="Times New Roman"/>
-          <w:sz w:val="28"/>
-          <w:szCs w:val="28"/>
-        </w:rPr>
-        <w:t xml:space="preserve"> </w:t>
-      </w:r>
-      <w:proofErr w:type="spellStart"/>
-      <w:r>
-        <w:rPr>
-          <w:rFonts w:ascii="Times New Roman" w:hAnsi="Times New Roman" w:cs="Times New Roman"/>
-          <w:sz w:val="28"/>
-          <w:szCs w:val="28"/>
-        </w:rPr>
-        <w:t>Мосман.А.П</w:t>
-      </w:r>
-      <w:proofErr w:type="spellEnd"/>
-      <w:r>
-        <w:rPr>
-          <w:rFonts w:ascii="Times New Roman" w:hAnsi="Times New Roman" w:cs="Times New Roman"/>
-          <w:sz w:val="28"/>
-          <w:szCs w:val="28"/>
-        </w:rPr>
-        <w:t xml:space="preserve">., </w:t>
-      </w:r>
-      <w:proofErr w:type="spellStart"/>
-      <w:r>
-        <w:rPr>
-          <w:rFonts w:ascii="Times New Roman" w:hAnsi="Times New Roman" w:cs="Times New Roman"/>
-          <w:sz w:val="28"/>
-          <w:szCs w:val="28"/>
-        </w:rPr>
-        <w:t>фронтент</w:t>
-      </w:r>
-      <w:proofErr w:type="spellEnd"/>
-      <w:r>
-        <w:rPr>
-          <w:rFonts w:ascii="Times New Roman" w:hAnsi="Times New Roman" w:cs="Times New Roman"/>
-          <w:sz w:val="28"/>
-          <w:szCs w:val="28"/>
-        </w:rPr>
-        <w:t xml:space="preserve"> разработчик</w:t>
+        <w:t xml:space="preserve"> Проект был разработан прогребаром Мосман.А.П., фронтент разработчик</w:t>
       </w:r>
       <w:r>
         <w:rPr>
@@ -5570,16 +5284,7 @@
           <w:sz w:val="28"/>
           <w:szCs w:val="28"/>
         </w:rPr>
-        <w:t xml:space="preserve"> – Веденяпин Д.А., </w:t>
-      </w:r>
-      <w:proofErr w:type="spellStart"/>
-      <w:r>
-        <w:rPr>
-          <w:rFonts w:ascii="Times New Roman" w:hAnsi="Times New Roman" w:cs="Times New Roman"/>
-          <w:sz w:val="28"/>
-          <w:szCs w:val="28"/>
-        </w:rPr>
-        <w:t>Бе</w:t>
+        <w:t xml:space="preserve"> – Веденяпин Д.А., Бе</w:t>
       </w:r>
       <w:r>
         <w:rPr>
@@ -5595,16 +5300,7 @@
           <w:sz w:val="28"/>
           <w:szCs w:val="28"/>
         </w:rPr>
-        <w:t>нд</w:t>
-      </w:r>
-      <w:proofErr w:type="spellEnd"/>
-      <w:r>
-        <w:rPr>
-          <w:rFonts w:ascii="Times New Roman" w:hAnsi="Times New Roman" w:cs="Times New Roman"/>
-          <w:sz w:val="28"/>
-          <w:szCs w:val="28"/>
-        </w:rPr>
-        <w:t xml:space="preserve"> разработчик</w:t>
+        <w:t>нд разработчик</w:t>
       </w:r>
       <w:r>
         <w:rPr>
@@ -5638,159 +5334,6 @@
         <w:jc w:val="both"/>
         <w:rPr>
           <w:rFonts w:ascii="Times New Roman" w:hAnsi="Times New Roman" w:cs="Times New Roman"/>
-          <w:sz w:val="28"/>
-          <w:szCs w:val="28"/>
-        </w:rPr>
-      </w:pPr>
-    </w:p>
-    <w:p>
-      <w:pPr>
-        <w:spacing w:after="0" w:line="360" w:lineRule="auto"/>
-        <w:ind w:firstLine="709"/>
-        <w:jc w:val="both"/>
-        <w:rPr>
-          <w:rFonts w:ascii="Times New Roman" w:hAnsi="Times New Roman" w:cs="Times New Roman"/>
-          <w:b/>
-          <w:bCs/>
-          <w:sz w:val="28"/>
-          <w:szCs w:val="28"/>
-        </w:rPr>
-      </w:pPr>
-    </w:p>
-    <w:p>
-      <w:pPr>
-        <w:spacing w:after="0" w:line="360" w:lineRule="auto"/>
-        <w:ind w:firstLine="709"/>
-        <w:jc w:val="both"/>
-        <w:rPr>
-          <w:rFonts w:ascii="Times New Roman" w:hAnsi="Times New Roman" w:cs="Times New Roman"/>
-          <w:b/>
-          <w:bCs/>
-          <w:sz w:val="28"/>
-          <w:szCs w:val="28"/>
-        </w:rPr>
-      </w:pPr>
-    </w:p>
-    <w:p>
-      <w:pPr>
-        <w:spacing w:after="0" w:line="360" w:lineRule="auto"/>
-        <w:ind w:firstLine="709"/>
-        <w:jc w:val="both"/>
-        <w:rPr>
-          <w:rFonts w:ascii="Times New Roman" w:hAnsi="Times New Roman" w:cs="Times New Roman"/>
-          <w:b/>
-          <w:bCs/>
-          <w:sz w:val="28"/>
-          <w:szCs w:val="28"/>
-        </w:rPr>
-      </w:pPr>
-    </w:p>
-    <w:p>
-      <w:pPr>
-        <w:spacing w:after="0" w:line="360" w:lineRule="auto"/>
-        <w:ind w:firstLine="709"/>
-        <w:jc w:val="both"/>
-        <w:rPr>
-          <w:rFonts w:ascii="Times New Roman" w:hAnsi="Times New Roman" w:cs="Times New Roman"/>
-          <w:b/>
-          <w:bCs/>
-          <w:sz w:val="28"/>
-          <w:szCs w:val="28"/>
-        </w:rPr>
-      </w:pPr>
-    </w:p>
-    <w:p>
-      <w:pPr>
-        <w:spacing w:after="0" w:line="360" w:lineRule="auto"/>
-        <w:ind w:firstLine="709"/>
-        <w:jc w:val="both"/>
-        <w:rPr>
-          <w:rFonts w:ascii="Times New Roman" w:hAnsi="Times New Roman" w:cs="Times New Roman"/>
-          <w:b/>
-          <w:bCs/>
-          <w:sz w:val="28"/>
-          <w:szCs w:val="28"/>
-        </w:rPr>
-      </w:pPr>
-    </w:p>
-    <w:p>
-      <w:pPr>
-        <w:spacing w:after="0" w:line="360" w:lineRule="auto"/>
-        <w:ind w:firstLine="709"/>
-        <w:jc w:val="both"/>
-        <w:rPr>
-          <w:rFonts w:ascii="Times New Roman" w:hAnsi="Times New Roman" w:cs="Times New Roman"/>
-          <w:b/>
-          <w:bCs/>
-          <w:sz w:val="28"/>
-          <w:szCs w:val="28"/>
-        </w:rPr>
-      </w:pPr>
-    </w:p>
-    <w:p>
-      <w:pPr>
-        <w:spacing w:after="0" w:line="360" w:lineRule="auto"/>
-        <w:ind w:firstLine="709"/>
-        <w:jc w:val="both"/>
-        <w:rPr>
-          <w:rFonts w:ascii="Times New Roman" w:hAnsi="Times New Roman" w:cs="Times New Roman"/>
-          <w:b/>
-          <w:bCs/>
-          <w:sz w:val="28"/>
-          <w:szCs w:val="28"/>
-        </w:rPr>
-      </w:pPr>
-    </w:p>
-    <w:p>
-      <w:pPr>
-        <w:spacing w:after="0" w:line="360" w:lineRule="auto"/>
-        <w:ind w:firstLine="709"/>
-        <w:jc w:val="both"/>
-        <w:rPr>
-          <w:rFonts w:ascii="Times New Roman" w:hAnsi="Times New Roman" w:cs="Times New Roman"/>
-          <w:b/>
-          <w:bCs/>
-          <w:sz w:val="28"/>
-          <w:szCs w:val="28"/>
-        </w:rPr>
-      </w:pPr>
-    </w:p>
-    <w:p>
-      <w:pPr>
-        <w:spacing w:after="0" w:line="360" w:lineRule="auto"/>
-        <w:ind w:firstLine="709"/>
-        <w:jc w:val="both"/>
-        <w:rPr>
-          <w:rFonts w:ascii="Times New Roman" w:hAnsi="Times New Roman" w:cs="Times New Roman"/>
-          <w:b/>
-          <w:bCs/>
-          <w:sz w:val="28"/>
-          <w:szCs w:val="28"/>
-        </w:rPr>
-      </w:pPr>
-    </w:p>
-    <w:p>
-      <w:pPr>
-        <w:spacing w:after="0" w:line="360" w:lineRule="auto"/>
-        <w:ind w:firstLine="709"/>
-        <w:jc w:val="both"/>
-        <w:rPr>
-          <w:rFonts w:ascii="Times New Roman" w:hAnsi="Times New Roman" w:cs="Times New Roman"/>
-          <w:b/>
-          <w:bCs/>
-          <w:sz w:val="28"/>
-          <w:szCs w:val="28"/>
-        </w:rPr>
-      </w:pPr>
-    </w:p>
-    <w:p>
-      <w:pPr>
-        <w:spacing w:after="0" w:line="360" w:lineRule="auto"/>
-        <w:jc w:val="both"/>
-        <w:rPr>
-          <w:rFonts w:ascii="Times New Roman" w:hAnsi="Times New Roman" w:cs="Times New Roman"/>
-          <w:b/>
-          <w:bCs/>
           <w:sz w:val="28"/>
           <w:szCs w:val="28"/>
         </w:rPr>
@@ -11780,6 +11323,18 @@
       <w:shd w:val="clear" w:color="auto" w:fill="E1DFDD"/>
     </w:rPr>
   </w:style>
+  <w:style w:type="character" w:styleId="ae">
+    <w:name w:val="FollowedHyperlink"/>
+    <w:basedOn w:val="a0"/>
+    <w:uiPriority w:val="99"/>
+    <w:semiHidden/>
+    <w:unhideWhenUsed/>
+    <w:rsid w:val="00721FCB"/>
+    <w:rPr>
+      <w:color w:val="954F72" w:themeColor="followedHyperlink"/>
+      <w:u w:val="single"/>
+    </w:rPr>
+  </w:style>
 </w:styles>
 </file>
 
@@ -11930,10 +11485,12 @@
     <w:rsid w:val="00837F90"/>
     <w:rsid w:val="00A47E4E"/>
     <w:rsid w:val="00B80DF9"/>
+    <w:rsid w:val="00BE48D1"/>
     <w:rsid w:val="00D30560"/>
     <w:rsid w:val="00EC1A07"/>
     <w:rsid w:val="00F045AF"/>
     <w:rsid w:val="00F516BB"/>
+    <w:rsid w:val="00F64D9A"/>
   </w:rsids>
   <m:mathPr>
     <m:mathFont m:val="Cambria Math"/>
